--- a/Документация/Дневник.docx
+++ b/Документация/Дневник.docx
@@ -717,25 +717,14 @@
           <w:lang w:eastAsia="ru-RU"/>
         </w:rPr>
       </w:pPr>
-      <w:proofErr w:type="spellStart"/>
-      <w:r>
-        <w:rPr>
-          <w:rFonts w:ascii="Times New Roman" w:eastAsia="Times New Roman" w:hAnsi="Times New Roman" w:cs="Times New Roman"/>
-          <w:sz w:val="28"/>
-          <w:szCs w:val="28"/>
-          <w:lang w:eastAsia="ru-RU"/>
-        </w:rPr>
-        <w:t>Зязин</w:t>
-      </w:r>
-      <w:proofErr w:type="spellEnd"/>
-      <w:r>
-        <w:rPr>
-          <w:rFonts w:ascii="Times New Roman" w:eastAsia="Times New Roman" w:hAnsi="Times New Roman" w:cs="Times New Roman"/>
-          <w:sz w:val="28"/>
-          <w:szCs w:val="28"/>
-          <w:lang w:eastAsia="ru-RU"/>
-        </w:rPr>
-        <w:t xml:space="preserve"> Сергей Валерьевич</w:t>
+      <w:r>
+        <w:rPr>
+          <w:rFonts w:ascii="Times New Roman" w:eastAsia="Times New Roman" w:hAnsi="Times New Roman" w:cs="Times New Roman"/>
+          <w:sz w:val="28"/>
+          <w:szCs w:val="28"/>
+          <w:lang w:eastAsia="ru-RU"/>
+        </w:rPr>
+        <w:t>Зязин Сергей Валерьевич</w:t>
       </w:r>
     </w:p>
     <w:p>
@@ -789,7 +778,7 @@
           <w:szCs w:val="28"/>
           <w:lang w:eastAsia="ru-RU"/>
         </w:rPr>
-        <w:t>Калинин Арсений Олегович</w:t>
+        <w:t>Седов Алексей Сергеевич</w:t>
       </w:r>
     </w:p>
     <w:p>
